--- a/applications/letters/27_Will_McGowan_CoverLetter_FidelityInternational.docx
+++ b/applications/letters/27_Will_McGowan_CoverLetter_FidelityInternational.docx
@@ -150,7 +150,7 @@
         <w:rPr>
           <w:b w:val="0"/>
         </w:rPr>
-        <w:t>Equity research rewards a view that is stated plainly and tested honestly, and that is how I try to work. My dissertation, supervised by Dr Luigi Gifuni, asks whether news improves forecasts of European gas volatility: I am building mixed-frequency (MIDAS) models from daily storage, market and news-based data, testing them out-of-sample against established benchmarks and asking whether better forecasts carry economic value. I also tested CAPM on 704 anomaly portfolios across 56 countries, finding that momentum and value alphas survive statistical scrutiny far more often than size, and my final-year modules include Industrial Economics and Natural Resource, Environmental and Energy Economics, which give me a framework for how industries compete.</w:t>
+        <w:t>Equity research rewards a view that is stated plainly and tested honestly, and that is how I try to work. My dissertation, supervised by Dr Luigi Gifuni, asks whether news improves forecasts of European gas volatility: I am building mixed-frequency (MIDAS) models from daily storage, market and news-based data, testing them out-of-sample against established benchmarks and asking whether better forecasts carry economic value. I also tested CAPM on 694 anomaly portfolios across 54 countries, finding that momentum and value alphas survive statistical scrutiny far more often than size, and my final-year modules include Industrial Economics and Natural Resource, Environmental and Energy Economics, which give me a framework for how industries compete.</w:t>
       </w:r>
     </w:p>
     <w:p>

--- a/applications/letters/27_Will_McGowan_CoverLetter_FidelityInternational.docx
+++ b/applications/letters/27_Will_McGowan_CoverLetter_FidelityInternational.docx
@@ -150,7 +150,7 @@
         <w:rPr>
           <w:b w:val="0"/>
         </w:rPr>
-        <w:t>Equity research rewards a view that is stated plainly and tested honestly, and that is how I try to work. My dissertation, supervised by Dr Luigi Gifuni, asks whether news improves forecasts of European gas volatility: I am building mixed-frequency (MIDAS) models from daily storage, market and news-based data, testing them out-of-sample against established benchmarks and asking whether better forecasts carry economic value. I also tested CAPM on 694 anomaly portfolios across 54 countries, finding that momentum and value alphas survive statistical scrutiny far more often than size, and my final-year modules include Industrial Economics and Natural Resource, Environmental and Energy Economics, which give me a framework for how industries compete.</w:t>
+        <w:t>Equity research rewards a view that is stated plainly and tested honestly, and that is how I try to work. My dissertation, supervised by Dr Luigi Gifuni, asks whether governments that hedge oil change how their currencies react to OPEC news: I am building an original dataset of Norway's, Russia's and Mexico's hedging rules, writing down three predictions before testing them, and asking whether any effect that remains carries economic value. I also tested CAPM on 694 anomaly portfolios across 54 countries, finding that momentum and value alphas survive statistical scrutiny far more often than size, and my final-year modules include Industrial Economics and Natural Resource, Environmental and Energy Economics, which give me a framework for how industries compete.</w:t>
       </w:r>
     </w:p>
     <w:p>
@@ -172,7 +172,7 @@
         <w:rPr>
           <w:b w:val="0"/>
         </w:rPr>
-        <w:t>Fidelity International's research platform stands out to me because its analysts speak to a company's management roughly every ten minutes of every working day, and because it publishes their collective view in its annual Analyst Survey, whose 2026 edition covers energy prices, rare earth metals and the effect of geopolitics on company earnings. Those are the themes I study through European gas markets, and I would like to learn how Fidelity's analysts turn company meetings into a view a portfolio manager can act on.</w:t>
+        <w:t>Fidelity International's research platform stands out to me because its analysts speak to a company's management roughly every ten minutes of every working day, and because it publishes their collective view in its annual Analyst Survey, whose 2026 edition covers energy prices, rare earth metals and the effect of geopolitics on company earnings. Energy prices and geopolitics are the themes my dissertation studies through OPEC decisions and the currencies of oil exporters, and I would like to learn how Fidelity's analysts turn company meetings into a view a portfolio manager can act on.</w:t>
       </w:r>
     </w:p>
     <w:p>
